--- a/fåglar/A 22860-2026 prioriterade fågelarter.docx
+++ b/fåglar/A 22860-2026 prioriterade fågelarter.docx
@@ -519,7 +519,7 @@
     <w:p/>
     <w:p>
       <w:r>
-        <w:t>2026-06-18</w:t>
+        <w:t>2026-06-19</w:t>
       </w:r>
       <w:r>
         <w:t xml:space="preserve"> </w:t>

--- a/fåglar/A 22860-2026 prioriterade fågelarter.docx
+++ b/fåglar/A 22860-2026 prioriterade fågelarter.docx
@@ -82,7 +82,7 @@
         <w:t xml:space="preserve"> av </w:t>
       </w:r>
       <w:r>
-        <w:t>bivråk, björktrast, bläsand, blå kärrhök, brun glada, buskskvätta, duvhök, enkelbeckasin, entita, fiskgjuse, fjällvråk, grönfink, grönsiska, havsörn, järnsparv, kricka, kråka, kungsfågel, kungsörn, orre, pilgrimsfalk, röd glada, rödvingetrast, salskrake, skogsduva, smålom, spillkråka, stenfalk, svartvit flugsnappare, sävsparv, sångsvan, talltita, tornseglare, trana och ärtsångare</w:t>
+        <w:t>bivråk, björktrast, bläsand, blå kärrhök, brun glada, buskskvätta, duvhök, enkelbeckasin, entita, fiskgjuse, fjällvråk, grönfink, grönsiska, havsörn, järnsparv, kricka, kråka, kungsfågel, kungsörn, orre, pilgrimsfalk, röd glada, rödvingetrast, salskrake, skogsduva, smålom, spillkråka, stenfalk, svartvit flugsnappare, sävsparv, sångsvan, talltita, tjäder, tornseglare, trana, törnskata och ärtsångare</w:t>
       </w:r>
       <w:r>
         <w:t xml:space="preserve">. </w:t>
@@ -217,7 +217,7 @@
           <w:rFonts w:asciiTheme="minorHAnsi" w:hAnsiTheme="minorHAnsi" w:cstheme="minorBidi"/>
           <w:lang w:eastAsia="en-US"/>
         </w:rPr>
-        <w:t>bivråk, björktrast, bläsand, blå kärrhök, brun glada, buskskvätta, duvhök, enkelbeckasin, entita, fiskgjuse, fjällvråk, grönfink, grönsiska, havsörn, järnsparv, kricka, kråka, kungsfågel, kungsörn, orre, pilgrimsfalk, röd glada, rödvingetrast, salskrake, skogsduva, smålom, spillkråka, stenfalk, svartvit flugsnappare, sävsparv, sångsvan, talltita, tornseglare, trana och ärtsångare</w:t>
+        <w:t>bivråk, björktrast, bläsand, blå kärrhök, brun glada, buskskvätta, duvhök, enkelbeckasin, entita, fiskgjuse, fjällvråk, grönfink, grönsiska, havsörn, järnsparv, kricka, kråka, kungsfågel, kungsörn, orre, pilgrimsfalk, röd glada, rödvingetrast, salskrake, skogsduva, smålom, spillkråka, stenfalk, svartvit flugsnappare, sävsparv, sångsvan, talltita, tjäder, tornseglare, trana, törnskata och ärtsångare</w:t>
       </w:r>
       <w:r>
         <w:rPr>
@@ -519,7 +519,7 @@
     <w:p/>
     <w:p>
       <w:r>
-        <w:t>2026-06-19</w:t>
+        <w:t>2026-06-20</w:t>
       </w:r>
       <w:r>
         <w:t xml:space="preserve"> </w:t>

--- a/fåglar/A 22860-2026 prioriterade fågelarter.docx
+++ b/fåglar/A 22860-2026 prioriterade fågelarter.docx
@@ -519,7 +519,7 @@
     <w:p/>
     <w:p>
       <w:r>
-        <w:t>2026-06-20</w:t>
+        <w:t>2026-06-21</w:t>
       </w:r>
       <w:r>
         <w:t xml:space="preserve"> </w:t>

--- a/fåglar/A 22860-2026 prioriterade fågelarter.docx
+++ b/fåglar/A 22860-2026 prioriterade fågelarter.docx
@@ -519,7 +519,7 @@
     <w:p/>
     <w:p>
       <w:r>
-        <w:t>2026-06-21</w:t>
+        <w:t>2026-06-22</w:t>
       </w:r>
       <w:r>
         <w:t xml:space="preserve"> </w:t>

--- a/fåglar/A 22860-2026 prioriterade fågelarter.docx
+++ b/fåglar/A 22860-2026 prioriterade fågelarter.docx
@@ -82,7 +82,7 @@
         <w:t xml:space="preserve"> av </w:t>
       </w:r>
       <w:r>
-        <w:t>bivråk, björktrast, bläsand, blå kärrhök, brun glada, buskskvätta, duvhök, enkelbeckasin, entita, fiskgjuse, fjällvråk, grönfink, grönsiska, havsörn, järnsparv, kricka, kråka, kungsfågel, kungsörn, orre, pilgrimsfalk, röd glada, rödvingetrast, salskrake, skogsduva, smålom, spillkråka, stenfalk, svartvit flugsnappare, sävsparv, sångsvan, talltita, tjäder, tornseglare, trana, törnskata och ärtsångare</w:t>
+        <w:t>bivråk, björktrast, bläsand, blå kärrhök, blåhake, brun glada, drillsnäppa, duvhök, enkelbeckasin, entita, fiskgjuse, fjällvråk, grönfink, havsörn, järnsparv, kricka, kungsörn, nötkråka, orre, pilgrimsfalk, röd glada, rödvingetrast, salskrake, smålom, spillkråka, stare, stenfalk, sädesärla, sävsparv, sångsvan, talltita, tjäder, tornseglare, trana, törnskata och ägretthäger</w:t>
       </w:r>
       <w:r>
         <w:t xml:space="preserve">. </w:t>
@@ -217,7 +217,7 @@
           <w:rFonts w:asciiTheme="minorHAnsi" w:hAnsiTheme="minorHAnsi" w:cstheme="minorBidi"/>
           <w:lang w:eastAsia="en-US"/>
         </w:rPr>
-        <w:t>bivråk, björktrast, bläsand, blå kärrhök, brun glada, buskskvätta, duvhök, enkelbeckasin, entita, fiskgjuse, fjällvråk, grönfink, grönsiska, havsörn, järnsparv, kricka, kråka, kungsfågel, kungsörn, orre, pilgrimsfalk, röd glada, rödvingetrast, salskrake, skogsduva, smålom, spillkråka, stenfalk, svartvit flugsnappare, sävsparv, sångsvan, talltita, tjäder, tornseglare, trana, törnskata och ärtsångare</w:t>
+        <w:t>bivråk, björktrast, bläsand, blå kärrhök, blåhake, brun glada, drillsnäppa, duvhök, enkelbeckasin, entita, fiskgjuse, fjällvråk, grönfink, havsörn, järnsparv, kricka, kungsörn, nötkråka, orre, pilgrimsfalk, röd glada, rödvingetrast, salskrake, smålom, spillkråka, stare, stenfalk, sädesärla, sävsparv, sångsvan, talltita, tjäder, tornseglare, trana, törnskata och ägretthäger</w:t>
       </w:r>
       <w:r>
         <w:rPr>
@@ -519,7 +519,7 @@
     <w:p/>
     <w:p>
       <w:r>
-        <w:t>2026-06-22</w:t>
+        <w:t>2026-06-23</w:t>
       </w:r>
       <w:r>
         <w:t xml:space="preserve"> </w:t>

--- a/fåglar/A 22860-2026 prioriterade fågelarter.docx
+++ b/fåglar/A 22860-2026 prioriterade fågelarter.docx
@@ -519,7 +519,7 @@
     <w:p/>
     <w:p>
       <w:r>
-        <w:t>2026-06-23</w:t>
+        <w:t>2026-06-24</w:t>
       </w:r>
       <w:r>
         <w:t xml:space="preserve"> </w:t>

--- a/fåglar/A 22860-2026 prioriterade fågelarter.docx
+++ b/fåglar/A 22860-2026 prioriterade fågelarter.docx
@@ -519,7 +519,7 @@
     <w:p/>
     <w:p>
       <w:r>
-        <w:t>2026-06-24</w:t>
+        <w:t>2026-06-25</w:t>
       </w:r>
       <w:r>
         <w:t xml:space="preserve"> </w:t>

--- a/fåglar/A 22860-2026 prioriterade fågelarter.docx
+++ b/fåglar/A 22860-2026 prioriterade fågelarter.docx
@@ -519,7 +519,7 @@
     <w:p/>
     <w:p>
       <w:r>
-        <w:t>2026-06-25</w:t>
+        <w:t>2026-06-26</w:t>
       </w:r>
       <w:r>
         <w:t xml:space="preserve"> </w:t>

--- a/fåglar/A 22860-2026 prioriterade fågelarter.docx
+++ b/fåglar/A 22860-2026 prioriterade fågelarter.docx
@@ -519,7 +519,7 @@
     <w:p/>
     <w:p>
       <w:r>
-        <w:t>2026-06-26</w:t>
+        <w:t>2026-06-27</w:t>
       </w:r>
       <w:r>
         <w:t xml:space="preserve"> </w:t>

--- a/fåglar/A 22860-2026 prioriterade fågelarter.docx
+++ b/fåglar/A 22860-2026 prioriterade fågelarter.docx
@@ -519,7 +519,7 @@
     <w:p/>
     <w:p>
       <w:r>
-        <w:t>2026-06-27</w:t>
+        <w:t>2026-06-28</w:t>
       </w:r>
       <w:r>
         <w:t xml:space="preserve"> </w:t>

--- a/fåglar/A 22860-2026 prioriterade fågelarter.docx
+++ b/fåglar/A 22860-2026 prioriterade fågelarter.docx
@@ -519,7 +519,7 @@
     <w:p/>
     <w:p>
       <w:r>
-        <w:t>2026-06-28</w:t>
+        <w:t>2026-06-29</w:t>
       </w:r>
       <w:r>
         <w:t xml:space="preserve"> </w:t>

--- a/fåglar/A 22860-2026 prioriterade fågelarter.docx
+++ b/fåglar/A 22860-2026 prioriterade fågelarter.docx
@@ -519,7 +519,7 @@
     <w:p/>
     <w:p>
       <w:r>
-        <w:t>2026-06-29</w:t>
+        <w:t>2026-06-30</w:t>
       </w:r>
       <w:r>
         <w:t xml:space="preserve"> </w:t>

--- a/fåglar/A 22860-2026 prioriterade fågelarter.docx
+++ b/fåglar/A 22860-2026 prioriterade fågelarter.docx
@@ -519,7 +519,7 @@
     <w:p/>
     <w:p>
       <w:r>
-        <w:t>2026-06-30</w:t>
+        <w:t>2026-07-01</w:t>
       </w:r>
       <w:r>
         <w:t xml:space="preserve"> </w:t>

--- a/fåglar/A 22860-2026 prioriterade fågelarter.docx
+++ b/fåglar/A 22860-2026 prioriterade fågelarter.docx
@@ -519,7 +519,7 @@
     <w:p/>
     <w:p>
       <w:r>
-        <w:t>2026-07-01</w:t>
+        <w:t>2026-07-02</w:t>
       </w:r>
       <w:r>
         <w:t xml:space="preserve"> </w:t>

--- a/fåglar/A 22860-2026 prioriterade fågelarter.docx
+++ b/fåglar/A 22860-2026 prioriterade fågelarter.docx
@@ -519,7 +519,7 @@
     <w:p/>
     <w:p>
       <w:r>
-        <w:t>2026-07-13</w:t>
+        <w:t>2026-07-14</w:t>
       </w:r>
       <w:r>
         <w:t xml:space="preserve"> </w:t>

--- a/fåglar/A 22860-2026 prioriterade fågelarter.docx
+++ b/fåglar/A 22860-2026 prioriterade fågelarter.docx
@@ -519,7 +519,7 @@
     <w:p/>
     <w:p>
       <w:r>
-        <w:t>2026-07-14</w:t>
+        <w:t>2026-07-15</w:t>
       </w:r>
       <w:r>
         <w:t xml:space="preserve"> </w:t>

--- a/fåglar/A 22860-2026 prioriterade fågelarter.docx
+++ b/fåglar/A 22860-2026 prioriterade fågelarter.docx
@@ -519,7 +519,7 @@
     <w:p/>
     <w:p>
       <w:r>
-        <w:t>2026-07-15</w:t>
+        <w:t>2026-07-16</w:t>
       </w:r>
       <w:r>
         <w:t xml:space="preserve"> </w:t>

--- a/fåglar/A 22860-2026 prioriterade fågelarter.docx
+++ b/fåglar/A 22860-2026 prioriterade fågelarter.docx
@@ -519,7 +519,7 @@
     <w:p/>
     <w:p>
       <w:r>
-        <w:t>2026-07-16</w:t>
+        <w:t>2026-07-17</w:t>
       </w:r>
       <w:r>
         <w:t xml:space="preserve"> </w:t>

--- a/fåglar/A 22860-2026 prioriterade fågelarter.docx
+++ b/fåglar/A 22860-2026 prioriterade fågelarter.docx
@@ -519,7 +519,7 @@
     <w:p/>
     <w:p>
       <w:r>
-        <w:t>2026-07-17</w:t>
+        <w:t>2026-07-18</w:t>
       </w:r>
       <w:r>
         <w:t xml:space="preserve"> </w:t>

--- a/fåglar/A 22860-2026 prioriterade fågelarter.docx
+++ b/fåglar/A 22860-2026 prioriterade fågelarter.docx
@@ -519,7 +519,7 @@
     <w:p/>
     <w:p>
       <w:r>
-        <w:t>2026-07-18</w:t>
+        <w:t>2026-07-19</w:t>
       </w:r>
       <w:r>
         <w:t xml:space="preserve"> </w:t>

--- a/fåglar/A 22860-2026 prioriterade fågelarter.docx
+++ b/fåglar/A 22860-2026 prioriterade fågelarter.docx
@@ -519,7 +519,7 @@
     <w:p/>
     <w:p>
       <w:r>
-        <w:t>2026-07-19</w:t>
+        <w:t>2026-07-20</w:t>
       </w:r>
       <w:r>
         <w:t xml:space="preserve"> </w:t>

--- a/fåglar/A 22860-2026 prioriterade fågelarter.docx
+++ b/fåglar/A 22860-2026 prioriterade fågelarter.docx
@@ -519,7 +519,7 @@
     <w:p/>
     <w:p>
       <w:r>
-        <w:t>2026-07-20</w:t>
+        <w:t>2026-07-21</w:t>
       </w:r>
       <w:r>
         <w:t xml:space="preserve"> </w:t>

--- a/fåglar/A 22860-2026 prioriterade fågelarter.docx
+++ b/fåglar/A 22860-2026 prioriterade fågelarter.docx
@@ -519,7 +519,7 @@
     <w:p/>
     <w:p>
       <w:r>
-        <w:t>2026-07-21</w:t>
+        <w:t>2026-07-22</w:t>
       </w:r>
       <w:r>
         <w:t xml:space="preserve"> </w:t>

--- a/fåglar/A 22860-2026 prioriterade fågelarter.docx
+++ b/fåglar/A 22860-2026 prioriterade fågelarter.docx
@@ -519,7 +519,7 @@
     <w:p/>
     <w:p>
       <w:r>
-        <w:t>2026-07-22</w:t>
+        <w:t>2026-07-23</w:t>
       </w:r>
       <w:r>
         <w:t xml:space="preserve"> </w:t>

--- a/fåglar/A 22860-2026 prioriterade fågelarter.docx
+++ b/fåglar/A 22860-2026 prioriterade fågelarter.docx
@@ -519,7 +519,7 @@
     <w:p/>
     <w:p>
       <w:r>
-        <w:t>2026-07-23</w:t>
+        <w:t>2026-07-24</w:t>
       </w:r>
       <w:r>
         <w:t xml:space="preserve"> </w:t>

--- a/fåglar/A 22860-2026 prioriterade fågelarter.docx
+++ b/fåglar/A 22860-2026 prioriterade fågelarter.docx
@@ -519,7 +519,7 @@
     <w:p/>
     <w:p>
       <w:r>
-        <w:t>2026-07-24</w:t>
+        <w:t>2026-07-25</w:t>
       </w:r>
       <w:r>
         <w:t xml:space="preserve"> </w:t>

--- a/fåglar/A 22860-2026 prioriterade fågelarter.docx
+++ b/fåglar/A 22860-2026 prioriterade fågelarter.docx
@@ -519,7 +519,7 @@
     <w:p/>
     <w:p>
       <w:r>
-        <w:t>2026-07-25</w:t>
+        <w:t>2026-07-26</w:t>
       </w:r>
       <w:r>
         <w:t xml:space="preserve"> </w:t>

--- a/fåglar/A 22860-2026 prioriterade fågelarter.docx
+++ b/fåglar/A 22860-2026 prioriterade fågelarter.docx
@@ -519,7 +519,7 @@
     <w:p/>
     <w:p>
       <w:r>
-        <w:t>2026-07-26</w:t>
+        <w:t>2026-07-27</w:t>
       </w:r>
       <w:r>
         <w:t xml:space="preserve"> </w:t>

--- a/fåglar/A 22860-2026 prioriterade fågelarter.docx
+++ b/fåglar/A 22860-2026 prioriterade fågelarter.docx
@@ -519,7 +519,7 @@
     <w:p/>
     <w:p>
       <w:r>
-        <w:t>2026-07-27</w:t>
+        <w:t>2026-07-28</w:t>
       </w:r>
       <w:r>
         <w:t xml:space="preserve"> </w:t>

--- a/fåglar/A 22860-2026 prioriterade fågelarter.docx
+++ b/fåglar/A 22860-2026 prioriterade fågelarter.docx
@@ -519,7 +519,7 @@
     <w:p/>
     <w:p>
       <w:r>
-        <w:t>2026-07-28</w:t>
+        <w:t>2026-07-29</w:t>
       </w:r>
       <w:r>
         <w:t xml:space="preserve"> </w:t>

--- a/fåglar/A 22860-2026 prioriterade fågelarter.docx
+++ b/fåglar/A 22860-2026 prioriterade fågelarter.docx
@@ -519,7 +519,7 @@
     <w:p/>
     <w:p>
       <w:r>
-        <w:t>2026-07-29</w:t>
+        <w:t>2026-07-30</w:t>
       </w:r>
       <w:r>
         <w:t xml:space="preserve"> </w:t>

--- a/fåglar/A 22860-2026 prioriterade fågelarter.docx
+++ b/fåglar/A 22860-2026 prioriterade fågelarter.docx
@@ -519,7 +519,7 @@
     <w:p/>
     <w:p>
       <w:r>
-        <w:t>2026-07-30</w:t>
+        <w:t>2026-07-31</w:t>
       </w:r>
       <w:r>
         <w:t xml:space="preserve"> </w:t>

--- a/fåglar/A 22860-2026 prioriterade fågelarter.docx
+++ b/fåglar/A 22860-2026 prioriterade fågelarter.docx
@@ -519,7 +519,7 @@
     <w:p/>
     <w:p>
       <w:r>
-        <w:t>2026-07-31</w:t>
+        <w:t>2026-08-01</w:t>
       </w:r>
       <w:r>
         <w:t xml:space="preserve"> </w:t>

--- a/fåglar/A 22860-2026 prioriterade fågelarter.docx
+++ b/fåglar/A 22860-2026 prioriterade fågelarter.docx
@@ -519,7 +519,7 @@
     <w:p/>
     <w:p>
       <w:r>
-        <w:t>2026-08-01</w:t>
+        <w:t>2026-08-02</w:t>
       </w:r>
       <w:r>
         <w:t xml:space="preserve"> </w:t>

--- a/fåglar/A 22860-2026 prioriterade fågelarter.docx
+++ b/fåglar/A 22860-2026 prioriterade fågelarter.docx
@@ -519,7 +519,7 @@
     <w:p/>
     <w:p>
       <w:r>
-        <w:t>2026-08-02</w:t>
+        <w:t>2026-08-03</w:t>
       </w:r>
       <w:r>
         <w:t xml:space="preserve"> </w:t>

--- a/fåglar/A 22860-2026 prioriterade fågelarter.docx
+++ b/fåglar/A 22860-2026 prioriterade fågelarter.docx
@@ -519,7 +519,7 @@
     <w:p/>
     <w:p>
       <w:r>
-        <w:t>2026-08-03</w:t>
+        <w:t>2026-08-05</w:t>
       </w:r>
       <w:r>
         <w:t xml:space="preserve"> </w:t>

--- a/fåglar/A 22860-2026 prioriterade fågelarter.docx
+++ b/fåglar/A 22860-2026 prioriterade fågelarter.docx
@@ -519,7 +519,7 @@
     <w:p/>
     <w:p>
       <w:r>
-        <w:t>2026-08-05</w:t>
+        <w:t>2026-08-07</w:t>
       </w:r>
       <w:r>
         <w:t xml:space="preserve"> </w:t>

--- a/fåglar/A 22860-2026 prioriterade fågelarter.docx
+++ b/fåglar/A 22860-2026 prioriterade fågelarter.docx
@@ -519,7 +519,7 @@
     <w:p/>
     <w:p>
       <w:r>
-        <w:t>2026-08-07</w:t>
+        <w:t>2026-08-08</w:t>
       </w:r>
       <w:r>
         <w:t xml:space="preserve"> </w:t>

--- a/fåglar/A 22860-2026 prioriterade fågelarter.docx
+++ b/fåglar/A 22860-2026 prioriterade fågelarter.docx
@@ -519,7 +519,7 @@
     <w:p/>
     <w:p>
       <w:r>
-        <w:t>2026-08-14</w:t>
+        <w:t>2026-08-15</w:t>
       </w:r>
       <w:r>
         <w:t xml:space="preserve"> </w:t>

--- a/fåglar/A 22860-2026 prioriterade fågelarter.docx
+++ b/fåglar/A 22860-2026 prioriterade fågelarter.docx
@@ -519,7 +519,7 @@
     <w:p/>
     <w:p>
       <w:r>
-        <w:t>2026-08-15</w:t>
+        <w:t>2026-08-16</w:t>
       </w:r>
       <w:r>
         <w:t xml:space="preserve"> </w:t>

--- a/fåglar/A 22860-2026 prioriterade fågelarter.docx
+++ b/fåglar/A 22860-2026 prioriterade fågelarter.docx
@@ -519,7 +519,7 @@
     <w:p/>
     <w:p>
       <w:r>
-        <w:t>2026-08-16</w:t>
+        <w:t>2026-08-17</w:t>
       </w:r>
       <w:r>
         <w:t xml:space="preserve"> </w:t>

--- a/fåglar/A 22860-2026 prioriterade fågelarter.docx
+++ b/fåglar/A 22860-2026 prioriterade fågelarter.docx
@@ -519,7 +519,7 @@
     <w:p/>
     <w:p>
       <w:r>
-        <w:t>2026-08-17</w:t>
+        <w:t>2026-08-18</w:t>
       </w:r>
       <w:r>
         <w:t xml:space="preserve"> </w:t>

--- a/fåglar/A 22860-2026 prioriterade fågelarter.docx
+++ b/fåglar/A 22860-2026 prioriterade fågelarter.docx
@@ -519,7 +519,7 @@
     <w:p/>
     <w:p>
       <w:r>
-        <w:t>2026-08-18</w:t>
+        <w:t>2026-08-19</w:t>
       </w:r>
       <w:r>
         <w:t xml:space="preserve"> </w:t>

--- a/fåglar/A 22860-2026 prioriterade fågelarter.docx
+++ b/fåglar/A 22860-2026 prioriterade fågelarter.docx
@@ -519,7 +519,7 @@
     <w:p/>
     <w:p>
       <w:r>
-        <w:t>2026-08-19</w:t>
+        <w:t>2026-08-20</w:t>
       </w:r>
       <w:r>
         <w:t xml:space="preserve"> </w:t>

--- a/fåglar/A 22860-2026 prioriterade fågelarter.docx
+++ b/fåglar/A 22860-2026 prioriterade fågelarter.docx
@@ -519,7 +519,7 @@
     <w:p/>
     <w:p>
       <w:r>
-        <w:t>2026-08-20</w:t>
+        <w:t>2026-08-21</w:t>
       </w:r>
       <w:r>
         <w:t xml:space="preserve"> </w:t>

--- a/fåglar/A 22860-2026 prioriterade fågelarter.docx
+++ b/fåglar/A 22860-2026 prioriterade fågelarter.docx
@@ -519,7 +519,7 @@
     <w:p/>
     <w:p>
       <w:r>
-        <w:t>2026-08-21</w:t>
+        <w:t>2026-08-22</w:t>
       </w:r>
       <w:r>
         <w:t xml:space="preserve"> </w:t>

--- a/fåglar/A 22860-2026 prioriterade fågelarter.docx
+++ b/fåglar/A 22860-2026 prioriterade fågelarter.docx
@@ -519,7 +519,7 @@
     <w:p/>
     <w:p>
       <w:r>
-        <w:t>2026-08-22</w:t>
+        <w:t>2026-08-23</w:t>
       </w:r>
       <w:r>
         <w:t xml:space="preserve"> </w:t>

--- a/fåglar/A 22860-2026 prioriterade fågelarter.docx
+++ b/fåglar/A 22860-2026 prioriterade fågelarter.docx
@@ -519,7 +519,7 @@
     <w:p/>
     <w:p>
       <w:r>
-        <w:t>2026-08-23</w:t>
+        <w:t>2026-08-24</w:t>
       </w:r>
       <w:r>
         <w:t xml:space="preserve"> </w:t>

--- a/fåglar/A 22860-2026 prioriterade fågelarter.docx
+++ b/fåglar/A 22860-2026 prioriterade fågelarter.docx
@@ -519,7 +519,7 @@
     <w:p/>
     <w:p>
       <w:r>
-        <w:t>2026-08-24</w:t>
+        <w:t>2026-08-25</w:t>
       </w:r>
       <w:r>
         <w:t xml:space="preserve"> </w:t>

--- a/fåglar/A 22860-2026 prioriterade fågelarter.docx
+++ b/fåglar/A 22860-2026 prioriterade fågelarter.docx
@@ -519,7 +519,7 @@
     <w:p/>
     <w:p>
       <w:r>
-        <w:t>2026-08-25</w:t>
+        <w:t>2026-08-26</w:t>
       </w:r>
       <w:r>
         <w:t xml:space="preserve"> </w:t>

--- a/fåglar/A 22860-2026 prioriterade fågelarter.docx
+++ b/fåglar/A 22860-2026 prioriterade fågelarter.docx
@@ -519,7 +519,7 @@
     <w:p/>
     <w:p>
       <w:r>
-        <w:t>2026-08-26</w:t>
+        <w:t>2026-08-27</w:t>
       </w:r>
       <w:r>
         <w:t xml:space="preserve"> </w:t>

--- a/fåglar/A 22860-2026 prioriterade fågelarter.docx
+++ b/fåglar/A 22860-2026 prioriterade fågelarter.docx
@@ -519,7 +519,7 @@
     <w:p/>
     <w:p>
       <w:r>
-        <w:t>2026-08-27</w:t>
+        <w:t>2026-08-28</w:t>
       </w:r>
       <w:r>
         <w:t xml:space="preserve"> </w:t>

--- a/fåglar/A 22860-2026 prioriterade fågelarter.docx
+++ b/fåglar/A 22860-2026 prioriterade fågelarter.docx
@@ -519,7 +519,7 @@
     <w:p/>
     <w:p>
       <w:r>
-        <w:t>2026-08-28</w:t>
+        <w:t>2026-08-29</w:t>
       </w:r>
       <w:r>
         <w:t xml:space="preserve"> </w:t>

--- a/fåglar/A 22860-2026 prioriterade fågelarter.docx
+++ b/fåglar/A 22860-2026 prioriterade fågelarter.docx
@@ -519,7 +519,7 @@
     <w:p/>
     <w:p>
       <w:r>
-        <w:t>2026-08-29</w:t>
+        <w:t>2026-08-31</w:t>
       </w:r>
       <w:r>
         <w:t xml:space="preserve"> </w:t>

--- a/fåglar/A 22860-2026 prioriterade fågelarter.docx
+++ b/fåglar/A 22860-2026 prioriterade fågelarter.docx
@@ -519,7 +519,7 @@
     <w:p/>
     <w:p>
       <w:r>
-        <w:t>2026-08-31</w:t>
+        <w:t>2026-09-01</w:t>
       </w:r>
       <w:r>
         <w:t xml:space="preserve"> </w:t>

--- a/fåglar/A 22860-2026 prioriterade fågelarter.docx
+++ b/fåglar/A 22860-2026 prioriterade fågelarter.docx
@@ -519,7 +519,7 @@
     <w:p/>
     <w:p>
       <w:r>
-        <w:t>2026-09-01</w:t>
+        <w:t>2026-09-02</w:t>
       </w:r>
       <w:r>
         <w:t xml:space="preserve"> </w:t>

--- a/fåglar/A 22860-2026 prioriterade fågelarter.docx
+++ b/fåglar/A 22860-2026 prioriterade fågelarter.docx
@@ -519,7 +519,7 @@
     <w:p/>
     <w:p>
       <w:r>
-        <w:t>2026-09-02</w:t>
+        <w:t>2026-09-03</w:t>
       </w:r>
       <w:r>
         <w:t xml:space="preserve"> </w:t>

--- a/fåglar/A 22860-2026 prioriterade fågelarter.docx
+++ b/fåglar/A 22860-2026 prioriterade fågelarter.docx
@@ -519,7 +519,7 @@
     <w:p/>
     <w:p>
       <w:r>
-        <w:t>2026-09-03</w:t>
+        <w:t>2026-09-04</w:t>
       </w:r>
       <w:r>
         <w:t xml:space="preserve"> </w:t>

--- a/fåglar/A 22860-2026 prioriterade fågelarter.docx
+++ b/fåglar/A 22860-2026 prioriterade fågelarter.docx
@@ -519,7 +519,7 @@
     <w:p/>
     <w:p>
       <w:r>
-        <w:t>2026-09-04</w:t>
+        <w:t>2026-09-05</w:t>
       </w:r>
       <w:r>
         <w:t xml:space="preserve"> </w:t>

--- a/fåglar/A 22860-2026 prioriterade fågelarter.docx
+++ b/fåglar/A 22860-2026 prioriterade fågelarter.docx
@@ -519,7 +519,7 @@
     <w:p/>
     <w:p>
       <w:r>
-        <w:t>2026-09-05</w:t>
+        <w:t>2026-09-06</w:t>
       </w:r>
       <w:r>
         <w:t xml:space="preserve"> </w:t>

--- a/fåglar/A 22860-2026 prioriterade fågelarter.docx
+++ b/fåglar/A 22860-2026 prioriterade fågelarter.docx
@@ -519,7 +519,7 @@
     <w:p/>
     <w:p>
       <w:r>
-        <w:t>2026-09-06</w:t>
+        <w:t>2026-09-07</w:t>
       </w:r>
       <w:r>
         <w:t xml:space="preserve"> </w:t>

--- a/fåglar/A 22860-2026 prioriterade fågelarter.docx
+++ b/fåglar/A 22860-2026 prioriterade fågelarter.docx
@@ -519,7 +519,7 @@
     <w:p/>
     <w:p>
       <w:r>
-        <w:t>2026-09-07</w:t>
+        <w:t>2026-09-08</w:t>
       </w:r>
       <w:r>
         <w:t xml:space="preserve"> </w:t>

--- a/fåglar/A 22860-2026 prioriterade fågelarter.docx
+++ b/fåglar/A 22860-2026 prioriterade fågelarter.docx
@@ -519,7 +519,7 @@
     <w:p/>
     <w:p>
       <w:r>
-        <w:t>2026-09-08</w:t>
+        <w:t>2026-09-09</w:t>
       </w:r>
       <w:r>
         <w:t xml:space="preserve"> </w:t>

--- a/fåglar/A 22860-2026 prioriterade fågelarter.docx
+++ b/fåglar/A 22860-2026 prioriterade fågelarter.docx
@@ -519,7 +519,7 @@
     <w:p/>
     <w:p>
       <w:r>
-        <w:t>2026-09-09</w:t>
+        <w:t>2026-09-10</w:t>
       </w:r>
       <w:r>
         <w:t xml:space="preserve"> </w:t>

--- a/fåglar/A 22860-2026 prioriterade fågelarter.docx
+++ b/fåglar/A 22860-2026 prioriterade fågelarter.docx
@@ -519,7 +519,7 @@
     <w:p/>
     <w:p>
       <w:r>
-        <w:t>2026-09-10</w:t>
+        <w:t>2026-09-11</w:t>
       </w:r>
       <w:r>
         <w:t xml:space="preserve"> </w:t>

--- a/fåglar/A 22860-2026 prioriterade fågelarter.docx
+++ b/fåglar/A 22860-2026 prioriterade fågelarter.docx
@@ -519,7 +519,7 @@
     <w:p/>
     <w:p>
       <w:r>
-        <w:t>2026-09-11</w:t>
+        <w:t>2026-09-12</w:t>
       </w:r>
       <w:r>
         <w:t xml:space="preserve"> </w:t>

--- a/fåglar/A 22860-2026 prioriterade fågelarter.docx
+++ b/fåglar/A 22860-2026 prioriterade fågelarter.docx
@@ -519,7 +519,7 @@
     <w:p/>
     <w:p>
       <w:r>
-        <w:t>2026-09-12</w:t>
+        <w:t>2026-09-13</w:t>
       </w:r>
       <w:r>
         <w:t xml:space="preserve"> </w:t>
